--- a/парктроник проект.docx
+++ b/парктроник проект.docx
@@ -26,7 +26,31 @@
           <w:szCs w:val="48"/>
           <w:lang w:eastAsia="bg-BG"/>
         </w:rPr>
-        <w:t xml:space="preserve">КУРСОВ </w:t>
+        <w:t>КУРСОВ</w:t>
+      </w:r>
+      <w:r>
+        <w:rPr>
+          <w:rFonts w:ascii="Times New Roman" w:eastAsia="Times New Roman" w:hAnsi="Times New Roman" w:cs="Times New Roman"/>
+          <w:b/>
+          <w:bCs/>
+          <w:kern w:val="36"/>
+          <w:sz w:val="48"/>
+          <w:szCs w:val="48"/>
+          <w:lang w:eastAsia="bg-BG"/>
+        </w:rPr>
+        <w:t xml:space="preserve"> ПРОЕКТ</w:t>
+      </w:r>
+      <w:r>
+        <w:rPr>
+          <w:rFonts w:ascii="Times New Roman" w:eastAsia="Times New Roman" w:hAnsi="Times New Roman" w:cs="Times New Roman"/>
+          <w:b/>
+          <w:bCs/>
+          <w:kern w:val="36"/>
+          <w:sz w:val="48"/>
+          <w:szCs w:val="48"/>
+          <w:lang w:eastAsia="bg-BG"/>
+        </w:rPr>
+        <w:t xml:space="preserve"> </w:t>
       </w:r>
     </w:p>
     <w:p>
@@ -1222,8 +1246,7 @@
         <w:tblLook w:val="04A0" w:firstRow="1" w:lastRow="0" w:firstColumn="1" w:lastColumn="0" w:noHBand="0" w:noVBand="1"/>
       </w:tblPr>
       <w:tblGrid>
-        <w:gridCol w:w="3003"/>
-        <w:gridCol w:w="3003"/>
+        <w:gridCol w:w="3665"/>
       </w:tblGrid>
       <w:tr>
         <w:trPr>
@@ -1248,8 +1271,8 @@
               <w:tblLook w:val="04A0" w:firstRow="1" w:lastRow="0" w:firstColumn="1" w:lastColumn="0" w:noHBand="0" w:noVBand="1"/>
             </w:tblPr>
             <w:tblGrid>
-              <w:gridCol w:w="1120"/>
-              <w:gridCol w:w="544"/>
+              <w:gridCol w:w="1454"/>
+              <w:gridCol w:w="865"/>
             </w:tblGrid>
             <w:tr>
               <w:trPr>
@@ -1262,9 +1285,14 @@
                   <w:hideMark/>
                 </w:tcPr>
                 <w:p>
+                  <w:proofErr w:type="spellStart"/>
                   <w:r>
                     <w:lastRenderedPageBreak/>
-                    <w:t>Компонент</w:t>
+                    <w:t>Jumper</w:t>
+                  </w:r>
+                  <w:proofErr w:type="spellEnd"/>
+                  <w:r>
+                    <w:t xml:space="preserve"> кабели</w:t>
                   </w:r>
                 </w:p>
               </w:tc>
@@ -1276,73 +1304,7 @@
                 </w:tcPr>
                 <w:p>
                   <w:r>
-                    <w:t>Брой</w:t>
-                  </w:r>
-                </w:p>
-              </w:tc>
-            </w:tr>
-          </w:tbl>
-          <w:p>
-            <w:pPr>
-              <w:spacing w:after="0" w:line="240" w:lineRule="auto"/>
-              <w:jc w:val="center"/>
-              <w:rPr>
-                <w:rFonts w:ascii="Times New Roman" w:eastAsia="Times New Roman" w:hAnsi="Times New Roman" w:cs="Times New Roman"/>
-                <w:b/>
-                <w:bCs/>
-                <w:sz w:val="24"/>
-                <w:szCs w:val="24"/>
-                <w:lang w:eastAsia="bg-BG"/>
-              </w:rPr>
-            </w:pPr>
-          </w:p>
-        </w:tc>
-        <w:tc>
-          <w:tcPr>
-            <w:tcW w:w="0" w:type="auto"/>
-            <w:hideMark/>
-          </w:tcPr>
-          <w:tbl>
-            <w:tblPr>
-              <w:tblW w:w="0" w:type="auto"/>
-              <w:tblCellSpacing w:w="15" w:type="dxa"/>
-              <w:tblCellMar>
-                <w:top w:w="15" w:type="dxa"/>
-                <w:left w:w="15" w:type="dxa"/>
-                <w:bottom w:w="15" w:type="dxa"/>
-                <w:right w:w="15" w:type="dxa"/>
-              </w:tblCellMar>
-              <w:tblLook w:val="04A0" w:firstRow="1" w:lastRow="0" w:firstColumn="1" w:lastColumn="0" w:noHBand="0" w:noVBand="1"/>
-            </w:tblPr>
-            <w:tblGrid>
-              <w:gridCol w:w="1120"/>
-              <w:gridCol w:w="544"/>
-            </w:tblGrid>
-            <w:tr>
-              <w:trPr>
-                <w:tblCellSpacing w:w="15" w:type="dxa"/>
-              </w:trPr>
-              <w:tc>
-                <w:tcPr>
-                  <w:tcW w:w="0" w:type="auto"/>
-                  <w:vAlign w:val="center"/>
-                  <w:hideMark/>
-                </w:tcPr>
-                <w:p>
-                  <w:r>
-                    <w:t>Компонент</w:t>
-                  </w:r>
-                </w:p>
-              </w:tc>
-              <w:tc>
-                <w:tcPr>
-                  <w:tcW w:w="0" w:type="auto"/>
-                  <w:vAlign w:val="center"/>
-                  <w:hideMark/>
-                </w:tcPr>
-                <w:p>
-                  <w:r>
-                    <w:t>Брой</w:t>
+                    <w:t>Няколко</w:t>
                   </w:r>
                 </w:p>
               </w:tc>
@@ -1386,7 +1348,7 @@
               <w:tblLook w:val="04A0" w:firstRow="1" w:lastRow="0" w:firstColumn="1" w:lastColumn="0" w:noHBand="0" w:noVBand="1"/>
             </w:tblPr>
             <w:tblGrid>
-              <w:gridCol w:w="1271"/>
+              <w:gridCol w:w="1033"/>
               <w:gridCol w:w="187"/>
             </w:tblGrid>
             <w:tr>
@@ -1400,81 +1362,8 @@
                   <w:hideMark/>
                 </w:tcPr>
                 <w:p>
-                  <w:proofErr w:type="spellStart"/>
                   <w:r>
-                    <w:t>Arduino</w:t>
-                  </w:r>
-                  <w:proofErr w:type="spellEnd"/>
-                  <w:r>
-                    <w:t xml:space="preserve"> UNO</w:t>
-                  </w:r>
-                </w:p>
-              </w:tc>
-              <w:tc>
-                <w:tcPr>
-                  <w:tcW w:w="0" w:type="auto"/>
-                  <w:vAlign w:val="center"/>
-                  <w:hideMark/>
-                </w:tcPr>
-                <w:p>
-                  <w:r>
-                    <w:t>1</w:t>
-                  </w:r>
-                </w:p>
-              </w:tc>
-            </w:tr>
-          </w:tbl>
-          <w:p>
-            <w:pPr>
-              <w:spacing w:after="0" w:line="240" w:lineRule="auto"/>
-              <w:rPr>
-                <w:rFonts w:ascii="Times New Roman" w:eastAsia="Times New Roman" w:hAnsi="Times New Roman" w:cs="Times New Roman"/>
-                <w:sz w:val="24"/>
-                <w:szCs w:val="24"/>
-                <w:lang w:eastAsia="bg-BG"/>
-              </w:rPr>
-            </w:pPr>
-          </w:p>
-        </w:tc>
-        <w:tc>
-          <w:tcPr>
-            <w:tcW w:w="0" w:type="auto"/>
-            <w:hideMark/>
-          </w:tcPr>
-          <w:tbl>
-            <w:tblPr>
-              <w:tblW w:w="0" w:type="auto"/>
-              <w:tblCellSpacing w:w="15" w:type="dxa"/>
-              <w:tblCellMar>
-                <w:top w:w="15" w:type="dxa"/>
-                <w:left w:w="15" w:type="dxa"/>
-                <w:bottom w:w="15" w:type="dxa"/>
-                <w:right w:w="15" w:type="dxa"/>
-              </w:tblCellMar>
-              <w:tblLook w:val="04A0" w:firstRow="1" w:lastRow="0" w:firstColumn="1" w:lastColumn="0" w:noHBand="0" w:noVBand="1"/>
-            </w:tblPr>
-            <w:tblGrid>
-              <w:gridCol w:w="1271"/>
-              <w:gridCol w:w="187"/>
-            </w:tblGrid>
-            <w:tr>
-              <w:trPr>
-                <w:tblCellSpacing w:w="15" w:type="dxa"/>
-              </w:trPr>
-              <w:tc>
-                <w:tcPr>
-                  <w:tcW w:w="0" w:type="auto"/>
-                  <w:vAlign w:val="center"/>
-                  <w:hideMark/>
-                </w:tcPr>
-                <w:p>
-                  <w:proofErr w:type="spellStart"/>
-                  <w:r>
-                    <w:t>Arduino</w:t>
-                  </w:r>
-                  <w:proofErr w:type="spellEnd"/>
-                  <w:r>
-                    <w:t xml:space="preserve"> UNO</w:t>
+                    <w:t>USB кабел</w:t>
                   </w:r>
                 </w:p>
               </w:tc>
@@ -1527,8 +1416,8 @@
               <w:tblLook w:val="04A0" w:firstRow="1" w:lastRow="0" w:firstColumn="1" w:lastColumn="0" w:noHBand="0" w:noVBand="1"/>
             </w:tblPr>
             <w:tblGrid>
-              <w:gridCol w:w="2741"/>
-              <w:gridCol w:w="187"/>
+              <w:gridCol w:w="1454"/>
+              <w:gridCol w:w="865"/>
             </w:tblGrid>
             <w:tr>
               <w:trPr>
@@ -1541,8 +1430,13 @@
                   <w:hideMark/>
                 </w:tcPr>
                 <w:p>
+                  <w:proofErr w:type="spellStart"/>
                   <w:r>
-                    <w:t>HC-SR04 Ултразвуков сензор</w:t>
+                    <w:t>Jumper</w:t>
+                  </w:r>
+                  <w:proofErr w:type="spellEnd"/>
+                  <w:r>
+                    <w:t xml:space="preserve"> кабели</w:t>
                   </w:r>
                 </w:p>
               </w:tc>
@@ -1554,70 +1448,7 @@
                 </w:tcPr>
                 <w:p>
                   <w:r>
-                    <w:t>1</w:t>
-                  </w:r>
-                </w:p>
-              </w:tc>
-            </w:tr>
-          </w:tbl>
-          <w:p>
-            <w:pPr>
-              <w:spacing w:after="0" w:line="240" w:lineRule="auto"/>
-              <w:rPr>
-                <w:rFonts w:ascii="Times New Roman" w:eastAsia="Times New Roman" w:hAnsi="Times New Roman" w:cs="Times New Roman"/>
-                <w:sz w:val="24"/>
-                <w:szCs w:val="24"/>
-                <w:lang w:eastAsia="bg-BG"/>
-              </w:rPr>
-            </w:pPr>
-          </w:p>
-        </w:tc>
-        <w:tc>
-          <w:tcPr>
-            <w:tcW w:w="0" w:type="auto"/>
-            <w:hideMark/>
-          </w:tcPr>
-          <w:tbl>
-            <w:tblPr>
-              <w:tblW w:w="0" w:type="auto"/>
-              <w:tblCellSpacing w:w="15" w:type="dxa"/>
-              <w:tblCellMar>
-                <w:top w:w="15" w:type="dxa"/>
-                <w:left w:w="15" w:type="dxa"/>
-                <w:bottom w:w="15" w:type="dxa"/>
-                <w:right w:w="15" w:type="dxa"/>
-              </w:tblCellMar>
-              <w:tblLook w:val="04A0" w:firstRow="1" w:lastRow="0" w:firstColumn="1" w:lastColumn="0" w:noHBand="0" w:noVBand="1"/>
-            </w:tblPr>
-            <w:tblGrid>
-              <w:gridCol w:w="2741"/>
-              <w:gridCol w:w="187"/>
-            </w:tblGrid>
-            <w:tr>
-              <w:trPr>
-                <w:tblCellSpacing w:w="15" w:type="dxa"/>
-              </w:trPr>
-              <w:tc>
-                <w:tcPr>
-                  <w:tcW w:w="0" w:type="auto"/>
-                  <w:vAlign w:val="center"/>
-                  <w:hideMark/>
-                </w:tcPr>
-                <w:p>
-                  <w:r>
-                    <w:t>HC-SR04 Ултразвуков сензор</w:t>
-                  </w:r>
-                </w:p>
-              </w:tc>
-              <w:tc>
-                <w:tcPr>
-                  <w:tcW w:w="0" w:type="auto"/>
-                  <w:vAlign w:val="center"/>
-                  <w:hideMark/>
-                </w:tcPr>
-                <w:p>
-                  <w:r>
-                    <w:t>1</w:t>
+                    <w:t>Няколко</w:t>
                   </w:r>
                 </w:p>
               </w:tc>
@@ -1658,7 +1489,7 @@
               <w:tblLook w:val="04A0" w:firstRow="1" w:lastRow="0" w:firstColumn="1" w:lastColumn="0" w:noHBand="0" w:noVBand="1"/>
             </w:tblPr>
             <w:tblGrid>
-              <w:gridCol w:w="1132"/>
+              <w:gridCol w:w="3388"/>
               <w:gridCol w:w="187"/>
             </w:tblGrid>
             <w:tr>
@@ -1672,11 +1503,9 @@
                   <w:hideMark/>
                 </w:tcPr>
                 <w:p>
-                  <w:proofErr w:type="spellStart"/>
                   <w:r>
-                    <w:t>Breadboard</w:t>
+                    <w:t>USB кабел</w:t>
                   </w:r>
-                  <w:proofErr w:type="spellEnd"/>
                 </w:p>
               </w:tc>
               <w:tc>
@@ -1692,40 +1521,6 @@
                 </w:p>
               </w:tc>
             </w:tr>
-          </w:tbl>
-          <w:p>
-            <w:pPr>
-              <w:spacing w:after="0" w:line="240" w:lineRule="auto"/>
-              <w:rPr>
-                <w:rFonts w:ascii="Times New Roman" w:eastAsia="Times New Roman" w:hAnsi="Times New Roman" w:cs="Times New Roman"/>
-                <w:sz w:val="24"/>
-                <w:szCs w:val="24"/>
-                <w:lang w:eastAsia="bg-BG"/>
-              </w:rPr>
-            </w:pPr>
-          </w:p>
-        </w:tc>
-        <w:tc>
-          <w:tcPr>
-            <w:tcW w:w="0" w:type="auto"/>
-            <w:hideMark/>
-          </w:tcPr>
-          <w:tbl>
-            <w:tblPr>
-              <w:tblW w:w="0" w:type="auto"/>
-              <w:tblCellSpacing w:w="15" w:type="dxa"/>
-              <w:tblCellMar>
-                <w:top w:w="15" w:type="dxa"/>
-                <w:left w:w="15" w:type="dxa"/>
-                <w:bottom w:w="15" w:type="dxa"/>
-                <w:right w:w="15" w:type="dxa"/>
-              </w:tblCellMar>
-              <w:tblLook w:val="04A0" w:firstRow="1" w:lastRow="0" w:firstColumn="1" w:lastColumn="0" w:noHBand="0" w:noVBand="1"/>
-            </w:tblPr>
-            <w:tblGrid>
-              <w:gridCol w:w="1132"/>
-              <w:gridCol w:w="187"/>
-            </w:tblGrid>
             <w:tr>
               <w:trPr>
                 <w:tblCellSpacing w:w="15" w:type="dxa"/>
@@ -1734,27 +1529,190 @@
                 <w:tcPr>
                   <w:tcW w:w="0" w:type="auto"/>
                   <w:vAlign w:val="center"/>
-                  <w:hideMark/>
                 </w:tcPr>
+                <w:tbl>
+                  <w:tblPr>
+                    <w:tblW w:w="0" w:type="auto"/>
+                    <w:tblCellSpacing w:w="15" w:type="dxa"/>
+                    <w:tblCellMar>
+                      <w:top w:w="15" w:type="dxa"/>
+                      <w:left w:w="15" w:type="dxa"/>
+                      <w:bottom w:w="15" w:type="dxa"/>
+                      <w:right w:w="15" w:type="dxa"/>
+                    </w:tblCellMar>
+                    <w:tblLook w:val="04A0" w:firstRow="1" w:lastRow="0" w:firstColumn="1" w:lastColumn="0" w:noHBand="0" w:noVBand="1"/>
+                  </w:tblPr>
+                  <w:tblGrid>
+                    <w:gridCol w:w="1455"/>
+                    <w:gridCol w:w="195"/>
+                  </w:tblGrid>
+                  <w:tr>
+                    <w:trPr>
+                      <w:tblCellSpacing w:w="15" w:type="dxa"/>
+                    </w:trPr>
+                    <w:tc>
+                      <w:tcPr>
+                        <w:tcW w:w="0" w:type="auto"/>
+                        <w:vAlign w:val="center"/>
+                        <w:hideMark/>
+                      </w:tcPr>
+                      <w:p>
+                        <w:pPr>
+                          <w:spacing w:after="0" w:line="240" w:lineRule="auto"/>
+                          <w:rPr>
+                            <w:rFonts w:ascii="Times New Roman" w:eastAsia="Times New Roman" w:hAnsi="Times New Roman" w:cs="Times New Roman"/>
+                            <w:sz w:val="24"/>
+                            <w:szCs w:val="24"/>
+                            <w:lang w:eastAsia="bg-BG"/>
+                          </w:rPr>
+                        </w:pPr>
+                        <w:proofErr w:type="spellStart"/>
+                        <w:r>
+                          <w:rPr>
+                            <w:rFonts w:ascii="Times New Roman" w:eastAsia="Times New Roman" w:hAnsi="Times New Roman" w:cs="Times New Roman"/>
+                            <w:sz w:val="24"/>
+                            <w:szCs w:val="24"/>
+                            <w:lang w:eastAsia="bg-BG"/>
+                          </w:rPr>
+                          <w:t>Arduino</w:t>
+                        </w:r>
+                        <w:proofErr w:type="spellEnd"/>
+                        <w:r>
+                          <w:rPr>
+                            <w:rFonts w:ascii="Times New Roman" w:eastAsia="Times New Roman" w:hAnsi="Times New Roman" w:cs="Times New Roman"/>
+                            <w:sz w:val="24"/>
+                            <w:szCs w:val="24"/>
+                            <w:lang w:eastAsia="bg-BG"/>
+                          </w:rPr>
+                          <w:t xml:space="preserve"> UNO</w:t>
+                        </w:r>
+                      </w:p>
+                    </w:tc>
+                    <w:tc>
+                      <w:tcPr>
+                        <w:tcW w:w="0" w:type="auto"/>
+                        <w:vAlign w:val="center"/>
+                        <w:hideMark/>
+                      </w:tcPr>
+                      <w:p>
+                        <w:pPr>
+                          <w:spacing w:after="0" w:line="240" w:lineRule="auto"/>
+                          <w:rPr>
+                            <w:rFonts w:ascii="Times New Roman" w:eastAsia="Times New Roman" w:hAnsi="Times New Roman" w:cs="Times New Roman"/>
+                            <w:sz w:val="24"/>
+                            <w:szCs w:val="24"/>
+                            <w:lang w:eastAsia="bg-BG"/>
+                          </w:rPr>
+                        </w:pPr>
+                        <w:r>
+                          <w:rPr>
+                            <w:rFonts w:ascii="Times New Roman" w:eastAsia="Times New Roman" w:hAnsi="Times New Roman" w:cs="Times New Roman"/>
+                            <w:sz w:val="24"/>
+                            <w:szCs w:val="24"/>
+                            <w:lang w:eastAsia="bg-BG"/>
+                          </w:rPr>
+                          <w:t>1</w:t>
+                        </w:r>
+                      </w:p>
+                    </w:tc>
+                  </w:tr>
+                </w:tbl>
                 <w:p>
-                  <w:proofErr w:type="spellStart"/>
-                  <w:r>
-                    <w:t>Breadboard</w:t>
-                  </w:r>
-                  <w:proofErr w:type="spellEnd"/>
+                  <w:pPr>
+                    <w:spacing w:after="0" w:line="240" w:lineRule="auto"/>
+                    <w:rPr>
+                      <w:rFonts w:ascii="Times New Roman" w:eastAsia="Times New Roman" w:hAnsi="Times New Roman" w:cs="Times New Roman"/>
+                      <w:vanish/>
+                      <w:sz w:val="24"/>
+                      <w:szCs w:val="24"/>
+                      <w:lang w:eastAsia="bg-BG"/>
+                    </w:rPr>
+                  </w:pPr>
                 </w:p>
+                <w:tbl>
+                  <w:tblPr>
+                    <w:tblW w:w="0" w:type="auto"/>
+                    <w:tblCellSpacing w:w="15" w:type="dxa"/>
+                    <w:tblCellMar>
+                      <w:top w:w="15" w:type="dxa"/>
+                      <w:left w:w="15" w:type="dxa"/>
+                      <w:bottom w:w="15" w:type="dxa"/>
+                      <w:right w:w="15" w:type="dxa"/>
+                    </w:tblCellMar>
+                    <w:tblLook w:val="04A0" w:firstRow="1" w:lastRow="0" w:firstColumn="1" w:lastColumn="0" w:noHBand="0" w:noVBand="1"/>
+                  </w:tblPr>
+                  <w:tblGrid>
+                    <w:gridCol w:w="3118"/>
+                    <w:gridCol w:w="195"/>
+                  </w:tblGrid>
+                  <w:tr>
+                    <w:trPr>
+                      <w:tblCellSpacing w:w="15" w:type="dxa"/>
+                    </w:trPr>
+                    <w:tc>
+                      <w:tcPr>
+                        <w:tcW w:w="0" w:type="auto"/>
+                        <w:vAlign w:val="center"/>
+                        <w:hideMark/>
+                      </w:tcPr>
+                      <w:p>
+                        <w:pPr>
+                          <w:spacing w:after="0" w:line="240" w:lineRule="auto"/>
+                          <w:rPr>
+                            <w:rFonts w:ascii="Times New Roman" w:eastAsia="Times New Roman" w:hAnsi="Times New Roman" w:cs="Times New Roman"/>
+                            <w:sz w:val="24"/>
+                            <w:szCs w:val="24"/>
+                            <w:lang w:eastAsia="bg-BG"/>
+                          </w:rPr>
+                        </w:pPr>
+                        <w:r>
+                          <w:rPr>
+                            <w:rFonts w:ascii="Times New Roman" w:eastAsia="Times New Roman" w:hAnsi="Times New Roman" w:cs="Times New Roman"/>
+                            <w:sz w:val="24"/>
+                            <w:szCs w:val="24"/>
+                            <w:lang w:eastAsia="bg-BG"/>
+                          </w:rPr>
+                          <w:t>HC-SR04 Ултразвуков сензор</w:t>
+                        </w:r>
+                      </w:p>
+                    </w:tc>
+                    <w:tc>
+                      <w:tcPr>
+                        <w:tcW w:w="0" w:type="auto"/>
+                        <w:vAlign w:val="center"/>
+                        <w:hideMark/>
+                      </w:tcPr>
+                      <w:p>
+                        <w:pPr>
+                          <w:spacing w:after="0" w:line="240" w:lineRule="auto"/>
+                          <w:rPr>
+                            <w:rFonts w:ascii="Times New Roman" w:eastAsia="Times New Roman" w:hAnsi="Times New Roman" w:cs="Times New Roman"/>
+                            <w:sz w:val="24"/>
+                            <w:szCs w:val="24"/>
+                            <w:lang w:eastAsia="bg-BG"/>
+                          </w:rPr>
+                        </w:pPr>
+                        <w:r>
+                          <w:rPr>
+                            <w:rFonts w:ascii="Times New Roman" w:eastAsia="Times New Roman" w:hAnsi="Times New Roman" w:cs="Times New Roman"/>
+                            <w:sz w:val="24"/>
+                            <w:szCs w:val="24"/>
+                            <w:lang w:eastAsia="bg-BG"/>
+                          </w:rPr>
+                          <w:t>1</w:t>
+                        </w:r>
+                      </w:p>
+                    </w:tc>
+                  </w:tr>
+                </w:tbl>
+                <w:p/>
               </w:tc>
               <w:tc>
                 <w:tcPr>
                   <w:tcW w:w="0" w:type="auto"/>
                   <w:vAlign w:val="center"/>
-                  <w:hideMark/>
                 </w:tcPr>
-                <w:p>
-                  <w:r>
-                    <w:t>1</w:t>
-                  </w:r>
-                </w:p>
+                <w:p/>
               </w:tc>
             </w:tr>
           </w:tbl>
